--- a/LifeMetric/docs/LifeMetrics_Compliance.docx
+++ b/LifeMetric/docs/LifeMetrics_Compliance.docx
@@ -43,12 +43,22 @@
     </w:p>
     <w:p>
       <w:r>
-        <w:t>Reviewers: Sade (Product Strategy), Arjun (Solution Architecture)</w:t>
+        <w:t>Reviewers: Sade (Product Strategy), Arjun Mehta (Solution Architecture)</w:t>
       </w:r>
     </w:p>
     <w:p>
       <w:r>
-        <w:t>Status: Compliance Specification v1.0</w:t>
+        <w:t>Date: Tuesday, 23 June 2026</w:t>
+      </w:r>
+    </w:p>
+    <w:p>
+      <w:r>
+        <w:t>Version: 1.1.0</w:t>
+      </w:r>
+    </w:p>
+    <w:p>
+      <w:r>
+        <w:t>Status: Approved Compliance Specification</w:t>
       </w:r>
     </w:p>
     <w:p>
@@ -71,7 +81,7 @@
     </w:p>
     <w:p>
       <w:r>
-        <w:t>By utilizing passive, camera-free mmWave radar, LWIR thermal grids, and acoustic micro-signals, the system solves the "Privacy Paradox" at the hardware level. However, because it extracts vital signs (Heart Rate, Respiratory Rate) and predicts physical events (Falls), it triggers high-stakes clinical and privacy compliance mandates under UK, EU, and US jurisdictions.</w:t>
+        <w:t>By utilizing passive, camera-free mmWave radar, LWIR thermal grids, and acoustic micro-signals, the system solves the "Privacy Paradox" at the hardware level. To optimize time-to-market, the regulatory roadmap for Version 1 is strictly scoped to the United Kingdom care market, utilizing a UKCA Class I self-declaration pathway for assistive technology alongside NHS DCB0129 clinical safety and DSPT data security compliance. US FDA Class II medical device certification (under 21 CFR 870.2300) and HIPAA compliance are deferred to Version 2. This focused strategy allows the platform to accumulate real-world clinical performance data from UK virtual wards to support the future US 510(k) Pre-Market Notification.</w:t>
       </w:r>
     </w:p>
     <w:p>
@@ -84,7 +94,7 @@
         <w:pStyle w:val="Heading2"/>
       </w:pPr>
       <w:r>
-        <w:t>2. Clinical Safety Framework: UK DCB0129 Compliance</w:t>
+        <w:t>2. Clinical Safety Framework: UK NHS DCB0129 Compliance</w:t>
       </w:r>
     </w:p>
     <w:p>
@@ -225,7 +235,7 @@
           </w:tcPr>
           <w:p>
             <w:r>
-              <w:t>Implement Multi-Modal Sensor-Fusion. mmWave posture trajectory validation is cross-referenced in-memory with secondary LWIR thermal centroids and MEMS acoustic thud frequencies ($20\text{Hz}$–$200\text{Hz}$), maintaining sensitivity $&gt;90\%$.</w:t>
+              <w:t>Implement Multi-Modal Sensor-Fusion. mmWave posture trajectory validation (IWR6843AOP) is cross-referenced in-memory on the ESP32-S3 with secondary MLX90640 thermal centroids and MEMS acoustic thud frequencies ($20\text{Hz}$–$200\text{Hz}$), maintaining sensitivity $&gt;90\%$.</w:t>
             </w:r>
           </w:p>
         </w:tc>
@@ -267,7 +277,7 @@
           </w:tcPr>
           <w:p>
             <w:r>
-              <w:t>Apply background environmental clutter subtraction during local calibration. Use LWIR thermal mapping to isolate and reject biological heat centroids representing pets.</w:t>
+              <w:t>Apply background environmental clutter subtraction during local calibration. Use MLX90640 thermal mapping (32x24 grid) to isolate and reject biological heat centroids representing pets. Lower-resolution 8x8 thermal sensors are excluded.</w:t>
             </w:r>
           </w:p>
         </w:tc>
@@ -309,7 +319,49 @@
           </w:tcPr>
           <w:p>
             <w:r>
-              <w:t>Enforce a strict $&lt;200\text{ms}$ low-latency edge-to-cloud signaling pipeline, utilizing binary UDP/WebSocket payloads and AWS RDS Proxy connection pooling.</w:t>
+              <w:t>Enforce a strict $&lt;200\text{ms}$ low-latency edge-to-cloud signaling pipeline, utilizing the ESP32-S3 (with point-cloud processing executed on-chip on the IWR6843AOP), binary Protobuf payloads, and AWS RDS Proxy connection pooling.</w:t>
+            </w:r>
+          </w:p>
+        </w:tc>
+      </w:tr>
+      <w:tr>
+        <w:tc>
+          <w:tcPr>
+            <w:tcW w:type="dxa" w:w="2160"/>
+          </w:tcPr>
+          <w:p>
+            <w:r>
+              <w:t>CL-HZ.4</w:t>
+            </w:r>
+          </w:p>
+        </w:tc>
+        <w:tc>
+          <w:tcPr>
+            <w:tcW w:type="dxa" w:w="2160"/>
+          </w:tcPr>
+          <w:p>
+            <w:r>
+              <w:t>Monitoring Blind Spot during Onboarding: Resident falls during the initial 48-hour room calibration phase when monitoring is traditionally disabled.</w:t>
+            </w:r>
+          </w:p>
+        </w:tc>
+        <w:tc>
+          <w:tcPr>
+            <w:tcW w:type="dxa" w:w="2160"/>
+          </w:tcPr>
+          <w:p>
+            <w:r>
+              <w:t>High</w:t>
+            </w:r>
+          </w:p>
+        </w:tc>
+        <w:tc>
+          <w:tcPr>
+            <w:tcW w:type="dxa" w:w="2160"/>
+          </w:tcPr>
+          <w:p>
+            <w:r>
+              <w:t>Implement "Heuristic Fallback Mode". The device actively monitors for falls from the moment of power-on using conservative static thresholds, raising alerts marked with a "Reduced Confidence" metadata flag.</w:t>
             </w:r>
           </w:p>
         </w:tc>
@@ -325,7 +377,7 @@
         <w:pStyle w:val="Heading2"/>
       </w:pPr>
       <w:r>
-        <w:t>3. US FDA Class II Medical Device Certification Pathway</w:t>
+        <w:t>3. Scoped Regulatory Launch Roadmap</w:t>
       </w:r>
     </w:p>
     <w:p>
@@ -335,7 +387,7 @@
     </w:p>
     <w:p>
       <w:r>
-        <w:t>Because LifeMetric passively monitors heart rate and respiratory rate, the device is classified as Software as a Medical Device (SaMD) under US FDA regulations.</w:t>
+        <w:t>The regulatory strategy employs a phased approach to manage development complexity and minimize clinical trial costs.</w:t>
       </w:r>
     </w:p>
     <w:p>
@@ -343,7 +395,65 @@
         <w:pStyle w:val="Heading3"/>
       </w:pPr>
       <w:r>
-        <w:t>3.1 Regulatory Classification Mapping</w:t>
+        <w:t>3.1 Phase 1: United Kingdom Launch (Version 1 Focus)</w:t>
+      </w:r>
+    </w:p>
+    <w:p>
+      <w:r>
+        <w:t>To achieve rapid commercial entry, Version 1 is scoped strictly for UK deployments:</w:t>
+      </w:r>
+    </w:p>
+    <w:p>
+      <w:pPr>
+        <w:pStyle w:val="ListBullet"/>
+      </w:pPr>
+      <w:r>
+        <w:t xml:space="preserve">  UKCA Class I Self-Declaration: Positioned as a passive, non-invasive assistive and wellness monitoring system rather than an active diagnostic system. This provides a direct self-declaration pathway for UKCA marking.</w:t>
+      </w:r>
+    </w:p>
+    <w:p>
+      <w:pPr>
+        <w:pStyle w:val="ListBullet"/>
+      </w:pPr>
+      <w:r>
+        <w:t xml:space="preserve">  NHS Clinical Safety Standards (DCB0129 / DCB0160): Undergo clinical safety risk reviews, appointing a Clinical Safety Officer to approve the Clinical Safety Case Report.</w:t>
+      </w:r>
+    </w:p>
+    <w:p>
+      <w:pPr>
+        <w:pStyle w:val="ListBullet"/>
+      </w:pPr>
+      <w:r>
+        <w:t xml:space="preserve">  NHS Data Security and Protection Toolkit (DSPT): Self-assess against the NHS DSPT requirements to prove organizational compliance with secure data processing.</w:t>
+      </w:r>
+    </w:p>
+    <w:p>
+      <w:pPr>
+        <w:pStyle w:val="ListBullet"/>
+      </w:pPr>
+      <w:r>
+        <w:t xml:space="preserve">  Clinical Baseline Vitals: Passive measurement of Heart Rate (clinical agreement of ±6.4 bpm) and Respiratory Rate (clinical agreement of ±2.3 breaths/minute) are stored and synchronized strictly as trend and wellness observations rather than ICU-grade diagnostic metrics.</w:t>
+      </w:r>
+    </w:p>
+    <w:p>
+      <w:pPr>
+        <w:pStyle w:val="Heading3"/>
+      </w:pPr>
+      <w:r>
+        <w:t>3.2 Phase 2: United States &amp; FDA Expansion (Deferred)</w:t>
+      </w:r>
+    </w:p>
+    <w:p>
+      <w:r>
+        <w:t>Following successful UK deployment and compilation of a 500+ patient-year safety registry, LifeMetric will pursue the US clinical market:</w:t>
+      </w:r>
+    </w:p>
+    <w:p>
+      <w:pPr>
+        <w:pStyle w:val="ListBullet"/>
+      </w:pPr>
+      <w:r>
+        <w:t xml:space="preserve">  Regulatory Classification Mapping:</w:t>
       </w:r>
     </w:p>
     <w:p>
@@ -359,7 +469,7 @@
         <w:pStyle w:val="ListBullet"/>
       </w:pPr>
       <w:r>
-        <w:t xml:space="preserve">  Regulation Number: 21 CFR 870.2300 (or equivalent under SaMD guidelines).</w:t>
+        <w:t xml:space="preserve">  Regulation Number: 21 CFR 870.2300 (Software as a Medical Device).</w:t>
       </w:r>
     </w:p>
     <w:p>
@@ -383,39 +493,39 @@
         <w:pStyle w:val="ListBullet"/>
       </w:pPr>
       <w:r>
-        <w:t xml:space="preserve">  Pathway: Pre-Market Notification [510(k)] showing substantial equivalence to an existing predicate device, or De Novo request if substantial equivalence cannot be proved.</w:t>
+        <w:t xml:space="preserve">  Pathway: Pre-Market Notification [510(k)] demonstrating substantial equivalence to an existing predicate device, or De Novo request.</w:t>
       </w:r>
     </w:p>
     <w:p>
       <w:pPr>
-        <w:pStyle w:val="Heading3"/>
+        <w:pStyle w:val="ListBullet"/>
       </w:pPr>
       <w:r>
-        <w:t>3.2 Key FDA Compliance Requirements</w:t>
+        <w:t xml:space="preserve">  FDA Compliance Requirements:</w:t>
       </w:r>
     </w:p>
     <w:p>
       <w:pPr>
-        <w:pStyle w:val="ListNumber"/>
+        <w:pStyle w:val="ListBullet"/>
       </w:pPr>
       <w:r>
-        <w:t>1.  ISO 13485 QMS Alignment: The manufacturing and software development processes must operate under a Quality Management System (QMS) aligned with ISO 13485 standards.</w:t>
+        <w:t xml:space="preserve">  ISO 13485 QMS Alignment: Align development and supply chain processes with ISO 13485 (Medical Devices - Quality Management Systems).</w:t>
       </w:r>
     </w:p>
     <w:p>
       <w:pPr>
-        <w:pStyle w:val="ListNumber"/>
+        <w:pStyle w:val="ListBullet"/>
       </w:pPr>
       <w:r>
-        <w:t>2.  Clinical Validation Trials: Conduct clinical trials with a cohort of at least 150 participants to validate the accuracy of mmWave heart and respiratory rate extraction against gold-standard contact ECG and spirometry devices.</w:t>
+        <w:t xml:space="preserve">  Clinical Validation Trials: Conduct clinical validation trials with a cohort of at least 150 participants to validate the accuracy of contactless vitals against gold-standard contact ECG and spirometry.</w:t>
       </w:r>
     </w:p>
     <w:p>
       <w:pPr>
-        <w:pStyle w:val="ListNumber"/>
+        <w:pStyle w:val="ListBullet"/>
       </w:pPr>
       <w:r>
-        <w:t>3.  Human Factors &amp; Usability (ANSI/AAMI HE75): Document exhaustive usability testing to prove that clinical staff can interpret the "Actionable Wellbeing Summaries" dashboard without risk of clinical misinterpretation.</w:t>
+        <w:t xml:space="preserve">  Human Factors &amp; Usability (ANSI/AAMI HE75): Document usability testing to prove that clinical staff can interpret the "Actionable Wellbeing Summaries" dashboard without risk of clinical misinterpretation.</w:t>
       </w:r>
     </w:p>
     <w:p>
@@ -454,7 +564,7 @@
         <w:pStyle w:val="ListNumber"/>
       </w:pPr>
       <w:r>
-        <w:t>1.  Data Minimization (GDPR Article 5): The system implements data minimization by design. Because mmWave radar and LWIR sensors generate unstructured point-clouds and low-res grid arrays rather than identifiable images or video, no biometric PII is ever recorded, stored, or transmitted.</w:t>
+        <w:t>1.  Data Minimization (GDPR Article 5): The system implements data minimization by design. Because the IWR6843AOP mmWave radar and MLX90640 LWIR sensors generate unstructured point-clouds and low-res grid arrays rather than identifiable optical images or video, no biometric PII is ever recorded, stored, or transmitted.</w:t>
       </w:r>
     </w:p>
     <w:p>
@@ -470,7 +580,7 @@
         <w:pStyle w:val="ListBullet"/>
       </w:pPr>
       <w:r>
-        <w:t xml:space="preserve">  Lawful Basis (Article 6): Performance of a contract or legitimate interests (care delivery).</w:t>
+        <w:t>Lawful Basis (Article 6): Performance of a contract or legitimate interests (care delivery).</w:t>
       </w:r>
     </w:p>
     <w:p>
@@ -478,7 +588,7 @@
         <w:pStyle w:val="ListBullet"/>
       </w:pPr>
       <w:r>
-        <w:t xml:space="preserve">  Special Category Basis (Article 9): Explicit, written, and unambiguous consent from the resident or their legally appointed guardian/power of attorney.</w:t>
+        <w:t>Special Category Basis (Article 9): Explicit, written, and unambiguous consent from the resident or their legally appointed guardian/power of attorney.</w:t>
       </w:r>
     </w:p>
     <w:p>
@@ -507,23 +617,7 @@
         <w:pStyle w:val="ListNumber"/>
       </w:pPr>
       <w:r>
-        <w:t>1.  Business Associate Agreements (BAAs): LifeMetric must execute formal BAAs with:</w:t>
-      </w:r>
-    </w:p>
-    <w:p>
-      <w:pPr>
-        <w:pStyle w:val="ListBullet"/>
-      </w:pPr>
-      <w:r>
-        <w:t xml:space="preserve">  Cloud hosting providers (e.g. AWS).</w:t>
-      </w:r>
-    </w:p>
-    <w:p>
-      <w:pPr>
-        <w:pStyle w:val="ListBullet"/>
-      </w:pPr>
-      <w:r>
-        <w:t xml:space="preserve">  Target healthcare networks and Electronic Health Record (EHR) platforms (Epic, Cerner).</w:t>
+        <w:t>1.  Business Associate Agreements (BAAs): LifeMetric must execute formal BAAs with cloud hosting providers (e.g. AWS) and target healthcare networks.</w:t>
       </w:r>
     </w:p>
     <w:p>
@@ -539,7 +633,7 @@
         <w:pStyle w:val="ListBullet"/>
       </w:pPr>
       <w:r>
-        <w:t xml:space="preserve">  Access Control: Enforce unique user identification, RS256 JWT sessions, and automatic logout thresholds for clinician dashboards.</w:t>
+        <w:t>Access Control: Enforce unique user identification, RS256 JWT sessions, and automatic logout thresholds for clinician dashboards.</w:t>
       </w:r>
     </w:p>
     <w:p>
@@ -547,7 +641,7 @@
         <w:pStyle w:val="ListBullet"/>
       </w:pPr>
       <w:r>
-        <w:t xml:space="preserve">  Transmission Security: Enforce TLS 1.3 as the minimum allowed transport layer protocol for all data in transit. Enforce AES-256 for all databases and S3 buckets at rest.</w:t>
+        <w:t>Transmission Security: Enforce TLS 1.3 as the minimum allowed transport layer protocol for all data in transit. Enforce AES-256 for all databases and S3 buckets at rest.</w:t>
       </w:r>
     </w:p>
     <w:p>
@@ -555,7 +649,7 @@
         <w:pStyle w:val="ListBullet"/>
       </w:pPr>
       <w:r>
-        <w:t xml:space="preserve">  Audit Controls: Enable complete system audit trails. Utilize Postgres pgAudit to record all SQL queries touching vital sign tables and log all S3 object accesses via AWS CloudTrail.</w:t>
+        <w:t>Audit Controls: Enable complete system audit trails. Utilize Postgres pgAudit to record all SQL queries touching vital sign tables and log all S3 object accesses via AWS CloudTrail.</w:t>
       </w:r>
     </w:p>
     <w:p>
@@ -565,7 +659,7 @@
     </w:p>
     <w:p>
       <w:pPr>
-        <w:pStyle w:val="Heading2"/>
+        <w:pStyle w:val="ListNumber"/>
       </w:pPr>
       <w:r>
         <w:t>5. Security &amp; Data Lifecycle Architecture</w:t>
@@ -641,7 +735,7 @@
         <w:pStyle w:val="ListNumber"/>
       </w:pPr>
       <w:r>
-        <w:t>1.  Local Memory Zeroing: On the physical device, raw mmWave registers and thermal grids are cleared from RAM immediately following local neural network inference execution.</w:t>
+        <w:t>1.  Local Memory Zeroing: On the physical device, raw mmWave registers and thermal grids are cleared from RAM immediately following local neural network inference execution on the ESP32-S3.</w:t>
       </w:r>
     </w:p>
     <w:p>
@@ -657,7 +751,7 @@
         <w:pStyle w:val="ListNumber"/>
       </w:pPr>
       <w:r>
-        <w:t>3.  Anonymized Telemetry Routing: Outbound telemetry packets do not contain patient names or medical histories; they are indexed strictly using a pseudonymous Device UUID. Patient identity mapping is resolved only within the hospital's on-premise EHR environment or secure FHIR API gateway.</w:t>
+        <w:t>3.  Anonymized Telemetry Routing: Outbound telemetry packets do not contain patient names or medical histories; they are indexed strictly using a pseudonymous Device UUID. Patient identity mapping is resolved only within the hospital's secure FHIR API gateway.</w:t>
       </w:r>
     </w:p>
     <w:sectPr>
